--- a/pr-preview/pr-285/variance-covariance-tracked-changes.docx
+++ b/pr-preview/pr-285/variance-covariance-tracked-changes.docx
@@ -16,7 +16,7 @@
       </w:pPr>
       <w:del w:id="1" w:author="PR Preview" w:date="2026-01-01T00:00:00Z">
         <w:r>
-          <w:delText xml:space="preserve">Last modified: 2026-10-29 14:22:58 (PDT)</w:delText>
+          <w:delText xml:space="preserve">Last modified: 2026-10-29 14:37:42 (PDT)</w:delText>
         </w:r>
       </w:del>
     </w:p>
@@ -26,7 +26,7 @@
       </w:pPr>
       <w:ins w:id="2" w:author="PR Preview" w:date="2026-01-01T00:00:00Z">
         <w:r>
-          <w:t xml:space="preserve">Last modified: 2026-10-29 14:25:41 (PDT)</w:t>
+          <w:t xml:space="preserve">Last modified: 2026-10-29 14:38:08 (PDT)</w:t>
         </w:r>
       </w:ins>
     </w:p>
@@ -2767,7 +2767,7 @@
     </w:p>
     <w:bookmarkEnd w:id="27"/>
     <w:bookmarkEnd w:id="28"/>
-    <w:bookmarkStart w:id="63" w:name="variance-and-related-characteristics"/>
+    <w:bookmarkStart w:id="65" w:name="variance-and-related-characteristics"/>
     <w:p>
       <w:pPr>
         <w:pStyle w:val="Heading2"/>
@@ -15224,17 +15224,7 @@
       </m:oMathPara>
     </w:p>
     <w:bookmarkEnd w:id="62"/>
-    <w:bookmarkEnd w:id="63"/>
-    <w:bookmarkStart w:id="70" w:name="sec-best-constant-prediction"/>
-    <w:p>
-      <w:pPr>
-        <w:pStyle w:val="Heading2"/>
-      </w:pPr>
-      <w:r>
-        <w:t xml:space="preserve">3 The best constant prediction</w:t>
-      </w:r>
-    </w:p>
-    <w:bookmarkStart w:id="65" w:name="thm-constant-prediction-decompose"/>
+    <w:bookmarkStart w:id="63" w:name="lem-second-moment-variance"/>
     <w:p>
       <w:pPr>
         <w:pStyle w:val="FirstParagraph"/>
@@ -15244,65 +15234,99 @@
           <w:b/>
           <w:bCs/>
         </w:rPr>
-        <w:t xml:space="preserve">Theorem 5 (Expected squared error of a constant prediction)</w:t>
-      </w:r>
-      <w:r>
-        <w:t xml:space="preserve"> </w:t>
-      </w:r>
-      <w:r>
-        <w:t xml:space="preserve">Let</w:t>
-      </w:r>
+        <w:t xml:space="preserve">Lemma 1 (The second moment is the variance plus the squared mean)</w:t>
+      </w:r>
+      <w:r>
+        <w:t xml:space="preserve"> </w:t>
+      </w:r>
+      <w:r>
+        <w:t xml:space="preserve">For any</w:t>
+      </w:r>
+      <w:r>
+        <w:t xml:space="preserve"> </w:t>
+      </w:r>
+      <w:hyperlink r:id="rId42">
+        <w:r>
+          <w:rPr>
+            <w:rStyle w:val="Hyperlink"/>
+          </w:rPr>
+          <w:t xml:space="preserve">random variable</w:t>
+        </w:r>
+      </w:hyperlink>
       <w:r>
         <w:t xml:space="preserve"> </w:t>
       </w:r>
       <m:oMath>
         <m:r>
-          <m:t>Y</m:t>
+          <m:t>Z</m:t>
         </m:r>
       </m:oMath>
       <w:r>
         <w:t xml:space="preserve"> </w:t>
       </w:r>
       <w:r>
-        <w:t xml:space="preserve">be a random variable with mean</w:t>
+        <w:t xml:space="preserve">with</w:t>
       </w:r>
       <w:r>
         <w:t xml:space="preserve"> </w:t>
       </w:r>
       <m:oMath>
         <m:r>
-          <m:t>μ</m:t>
+          <m:rPr>
+            <m:scr m:val="double-struck"/>
+            <m:sty m:val="p"/>
+          </m:rPr>
+          <m:t>E</m:t>
+        </m:r>
+        <m:r>
+          <m:t>​</m:t>
+        </m:r>
+        <m:d>
+          <m:dPr>
+            <m:begChr m:val="["/>
+            <m:sepChr m:val=""/>
+            <m:endChr m:val="]"/>
+            <m:grow/>
+          </m:dPr>
+          <m:e>
+            <m:sSup>
+              <m:e>
+                <m:r>
+                  <m:t>Z</m:t>
+                </m:r>
+              </m:e>
+              <m:sup>
+                <m:r>
+                  <m:t>2</m:t>
+                </m:r>
+              </m:sup>
+            </m:sSup>
+          </m:e>
+        </m:d>
+        <m:r>
+          <m:t>​</m:t>
+        </m:r>
+        <m:r>
+          <m:rPr>
+            <m:sty m:val="p"/>
+          </m:rPr>
+          <m:t>&lt;</m:t>
+        </m:r>
+        <m:r>
+          <m:rPr>
+            <m:sty m:val="p"/>
+          </m:rPr>
+          <m:t>∞</m:t>
         </m:r>
       </m:oMath>
       <w:r>
-        <w:t xml:space="preserve"> </w:t>
-      </w:r>
-      <w:r>
-        <w:t xml:space="preserve">and finite variance.</w:t>
-      </w:r>
-      <w:r>
-        <w:t xml:space="preserve"> </w:t>
-      </w:r>
-      <w:r>
-        <w:t xml:space="preserve">Then for every number</w:t>
-      </w:r>
-      <w:r>
-        <w:t xml:space="preserve"> </w:t>
-      </w:r>
-      <m:oMath>
-        <m:r>
-          <m:t>c</m:t>
-        </m:r>
-      </m:oMath>
-      <w:r>
-        <w:t xml:space="preserve">,</w:t>
+        <w:t xml:space="preserve">:</w:t>
       </w:r>
     </w:p>
     <w:p>
       <w:pPr>
         <w:pStyle w:val="BodyText"/>
       </w:pPr>
-      <w:bookmarkStart w:id="64" w:name="eq-constant-prediction-decompose"/>
       <m:oMathPara>
         <m:oMathParaPr>
           <m:jc m:val="center"/>
@@ -15329,32 +15353,7 @@
               <m:sSup>
                 <m:e>
                   <m:r>
-                    <m:t>​</m:t>
-                  </m:r>
-                  <m:d>
-                    <m:dPr>
-                      <m:begChr m:val="("/>
-                      <m:sepChr m:val=""/>
-                      <m:endChr m:val=")"/>
-                      <m:grow/>
-                    </m:dPr>
-                    <m:e>
-                      <m:r>
-                        <m:t>Y</m:t>
-                      </m:r>
-                      <m:r>
-                        <m:rPr>
-                          <m:sty m:val="p"/>
-                        </m:rPr>
-                        <m:t>−</m:t>
-                      </m:r>
-                      <m:r>
-                        <m:t>c</m:t>
-                      </m:r>
-                    </m:e>
-                  </m:d>
-                  <m:r>
-                    <m:t>​</m:t>
+                    <m:t>Z</m:t>
                   </m:r>
                 </m:e>
                 <m:sup>
@@ -15392,6 +15391,995 @@
             </m:dPr>
             <m:e>
               <m:r>
+                <m:t>Z</m:t>
+              </m:r>
+            </m:e>
+          </m:d>
+          <m:r>
+            <m:t>​</m:t>
+          </m:r>
+          <m:r>
+            <m:rPr>
+              <m:sty m:val="p"/>
+            </m:rPr>
+            <m:t>+</m:t>
+          </m:r>
+          <m:sSup>
+            <m:e>
+              <m:r>
+                <m:t>​</m:t>
+              </m:r>
+              <m:d>
+                <m:dPr>
+                  <m:begChr m:val="("/>
+                  <m:sepChr m:val=""/>
+                  <m:endChr m:val=")"/>
+                  <m:grow/>
+                </m:dPr>
+                <m:e>
+                  <m:r>
+                    <m:rPr>
+                      <m:scr m:val="double-struck"/>
+                      <m:sty m:val="p"/>
+                    </m:rPr>
+                    <m:t>E</m:t>
+                  </m:r>
+                  <m:r>
+                    <m:t>​</m:t>
+                  </m:r>
+                  <m:d>
+                    <m:dPr>
+                      <m:begChr m:val="["/>
+                      <m:sepChr m:val=""/>
+                      <m:endChr m:val="]"/>
+                      <m:grow/>
+                    </m:dPr>
+                    <m:e>
+                      <m:r>
+                        <m:t>Z</m:t>
+                      </m:r>
+                    </m:e>
+                  </m:d>
+                  <m:r>
+                    <m:t>​</m:t>
+                  </m:r>
+                </m:e>
+              </m:d>
+              <m:r>
+                <m:t>​</m:t>
+              </m:r>
+            </m:e>
+            <m:sup>
+              <m:r>
+                <m:t>2</m:t>
+              </m:r>
+            </m:sup>
+          </m:sSup>
+        </m:oMath>
+      </m:oMathPara>
+    </w:p>
+    <w:bookmarkEnd w:id="63"/>
+    <w:p>
+      <w:pPr>
+        <w:pStyle w:val="FirstParagraph"/>
+      </w:pPr>
+      <w:r>
+        <w:rPr>
+          <w:i/>
+          <w:iCs/>
+        </w:rPr>
+        <w:t xml:space="preserve">Proof</w:t>
+      </w:r>
+      <w:r>
+        <w:t xml:space="preserve">. </w:t>
+      </w:r>
+      <w:r>
+        <w:t xml:space="preserve">Add</w:t>
+      </w:r>
+      <w:r>
+        <w:t xml:space="preserve"> </w:t>
+      </w:r>
+      <m:oMath>
+        <m:sSup>
+          <m:e>
+            <m:r>
+              <m:t>​</m:t>
+            </m:r>
+            <m:d>
+              <m:dPr>
+                <m:begChr m:val="("/>
+                <m:sepChr m:val=""/>
+                <m:endChr m:val=")"/>
+                <m:grow/>
+              </m:dPr>
+              <m:e>
+                <m:r>
+                  <m:rPr>
+                    <m:scr m:val="double-struck"/>
+                    <m:sty m:val="p"/>
+                  </m:rPr>
+                  <m:t>E</m:t>
+                </m:r>
+                <m:r>
+                  <m:t>​</m:t>
+                </m:r>
+                <m:d>
+                  <m:dPr>
+                    <m:begChr m:val="["/>
+                    <m:sepChr m:val=""/>
+                    <m:endChr m:val="]"/>
+                    <m:grow/>
+                  </m:dPr>
+                  <m:e>
+                    <m:r>
+                      <m:t>Z</m:t>
+                    </m:r>
+                  </m:e>
+                </m:d>
+                <m:r>
+                  <m:t>​</m:t>
+                </m:r>
+              </m:e>
+            </m:d>
+            <m:r>
+              <m:t>​</m:t>
+            </m:r>
+          </m:e>
+          <m:sup>
+            <m:r>
+              <m:t>2</m:t>
+            </m:r>
+          </m:sup>
+        </m:sSup>
+      </m:oMath>
+      <w:r>
+        <w:t xml:space="preserve"> </w:t>
+      </w:r>
+      <w:r>
+        <w:t xml:space="preserve">to both sides of the</w:t>
+      </w:r>
+      <w:r>
+        <w:t xml:space="preserve"> </w:t>
+      </w:r>
+      <w:hyperlink w:anchor="thm-variance">
+        <w:r>
+          <w:rPr>
+            <w:rStyle w:val="Hyperlink"/>
+          </w:rPr>
+          <w:t xml:space="preserve">simplified expression for variance</w:t>
+        </w:r>
+      </w:hyperlink>
+      <w:r>
+        <w:t xml:space="preserve">,</w:t>
+      </w:r>
+      <w:r>
+        <w:t xml:space="preserve"> </w:t>
+      </w:r>
+      <m:oMath>
+        <m:r>
+          <m:rPr>
+            <m:sty m:val="p"/>
+          </m:rPr>
+          <m:t>Var</m:t>
+        </m:r>
+        <m:r>
+          <m:t>​</m:t>
+        </m:r>
+        <m:d>
+          <m:dPr>
+            <m:begChr m:val="("/>
+            <m:sepChr m:val=""/>
+            <m:endChr m:val=")"/>
+            <m:grow/>
+          </m:dPr>
+          <m:e>
+            <m:r>
+              <m:t>Z</m:t>
+            </m:r>
+          </m:e>
+        </m:d>
+        <m:r>
+          <m:t>​</m:t>
+        </m:r>
+        <m:r>
+          <m:rPr>
+            <m:sty m:val="p"/>
+          </m:rPr>
+          <m:t>=</m:t>
+        </m:r>
+        <m:r>
+          <m:rPr>
+            <m:scr m:val="double-struck"/>
+            <m:sty m:val="p"/>
+          </m:rPr>
+          <m:t>E</m:t>
+        </m:r>
+        <m:r>
+          <m:t>​</m:t>
+        </m:r>
+        <m:d>
+          <m:dPr>
+            <m:begChr m:val="["/>
+            <m:sepChr m:val=""/>
+            <m:endChr m:val="]"/>
+            <m:grow/>
+          </m:dPr>
+          <m:e>
+            <m:sSup>
+              <m:e>
+                <m:r>
+                  <m:t>Z</m:t>
+                </m:r>
+              </m:e>
+              <m:sup>
+                <m:r>
+                  <m:t>2</m:t>
+                </m:r>
+              </m:sup>
+            </m:sSup>
+          </m:e>
+        </m:d>
+        <m:r>
+          <m:t>​</m:t>
+        </m:r>
+        <m:r>
+          <m:rPr>
+            <m:sty m:val="p"/>
+          </m:rPr>
+          <m:t>−</m:t>
+        </m:r>
+        <m:sSup>
+          <m:e>
+            <m:r>
+              <m:t>​</m:t>
+            </m:r>
+            <m:d>
+              <m:dPr>
+                <m:begChr m:val="("/>
+                <m:sepChr m:val=""/>
+                <m:endChr m:val=")"/>
+                <m:grow/>
+              </m:dPr>
+              <m:e>
+                <m:r>
+                  <m:rPr>
+                    <m:scr m:val="double-struck"/>
+                    <m:sty m:val="p"/>
+                  </m:rPr>
+                  <m:t>E</m:t>
+                </m:r>
+                <m:r>
+                  <m:t>​</m:t>
+                </m:r>
+                <m:d>
+                  <m:dPr>
+                    <m:begChr m:val="["/>
+                    <m:sepChr m:val=""/>
+                    <m:endChr m:val="]"/>
+                    <m:grow/>
+                  </m:dPr>
+                  <m:e>
+                    <m:r>
+                      <m:t>Z</m:t>
+                    </m:r>
+                  </m:e>
+                </m:d>
+                <m:r>
+                  <m:t>​</m:t>
+                </m:r>
+              </m:e>
+            </m:d>
+            <m:r>
+              <m:t>​</m:t>
+            </m:r>
+          </m:e>
+          <m:sup>
+            <m:r>
+              <m:t>2</m:t>
+            </m:r>
+          </m:sup>
+        </m:sSup>
+      </m:oMath>
+      <w:r>
+        <w:t xml:space="preserve">.</w:t>
+      </w:r>
+    </w:p>
+    <w:bookmarkStart w:id="64" w:name="exm-second-moment-bernoulli"/>
+    <w:p>
+      <w:pPr>
+        <w:pStyle w:val="BodyText"/>
+      </w:pPr>
+      <w:r>
+        <w:rPr>
+          <w:b/>
+          <w:bCs/>
+        </w:rPr>
+        <w:t xml:space="preserve">Example 9 (The second moment of a Bernoulli random variable)</w:t>
+      </w:r>
+      <w:r>
+        <w:t xml:space="preserve"> </w:t>
+      </w:r>
+      <w:r>
+        <w:t xml:space="preserve">Let</w:t>
+      </w:r>
+      <w:r>
+        <w:t xml:space="preserve"> </w:t>
+      </w:r>
+      <m:oMath>
+        <m:r>
+          <m:t>Z</m:t>
+        </m:r>
+      </m:oMath>
+      <w:r>
+        <w:t xml:space="preserve"> </w:t>
+      </w:r>
+      <w:r>
+        <w:t xml:space="preserve">be a</w:t>
+      </w:r>
+      <w:r>
+        <w:t xml:space="preserve"> </w:t>
+      </w:r>
+      <w:hyperlink r:id="rId41">
+        <w:r>
+          <w:rPr>
+            <w:rStyle w:val="Hyperlink"/>
+          </w:rPr>
+          <w:t xml:space="preserve">Bernoulli</w:t>
+        </w:r>
+      </w:hyperlink>
+      <w:r>
+        <w:t xml:space="preserve"> </w:t>
+      </w:r>
+      <w:hyperlink r:id="rId42">
+        <w:r>
+          <w:rPr>
+            <w:rStyle w:val="Hyperlink"/>
+          </w:rPr>
+          <w:t xml:space="preserve">random variable</w:t>
+        </w:r>
+      </w:hyperlink>
+      <w:r>
+        <w:t xml:space="preserve"> </w:t>
+      </w:r>
+      <w:r>
+        <w:t xml:space="preserve">with success</w:t>
+      </w:r>
+      <w:r>
+        <w:t xml:space="preserve"> </w:t>
+      </w:r>
+      <w:hyperlink r:id="rId43">
+        <w:r>
+          <w:rPr>
+            <w:rStyle w:val="Hyperlink"/>
+          </w:rPr>
+          <w:t xml:space="preserve">probability</w:t>
+        </w:r>
+      </w:hyperlink>
+      <w:r>
+        <w:t xml:space="preserve"> </w:t>
+      </w:r>
+      <m:oMath>
+        <m:r>
+          <m:t>π</m:t>
+        </m:r>
+      </m:oMath>
+      <w:r>
+        <w:t xml:space="preserve">, so</w:t>
+      </w:r>
+      <w:r>
+        <w:t xml:space="preserve"> </w:t>
+      </w:r>
+      <m:oMath>
+        <m:r>
+          <m:t>Z</m:t>
+        </m:r>
+        <m:r>
+          <m:rPr>
+            <m:sty m:val="p"/>
+          </m:rPr>
+          <m:t>∼</m:t>
+        </m:r>
+        <m:r>
+          <m:rPr>
+            <m:sty m:val="p"/>
+          </m:rPr>
+          <m:t>Ber</m:t>
+        </m:r>
+        <m:r>
+          <m:rPr>
+            <m:sty m:val="p"/>
+          </m:rPr>
+          <m:t>(</m:t>
+        </m:r>
+        <m:r>
+          <m:t>π</m:t>
+        </m:r>
+        <m:r>
+          <m:rPr>
+            <m:sty m:val="p"/>
+          </m:rPr>
+          <m:t>)</m:t>
+        </m:r>
+      </m:oMath>
+      <w:r>
+        <w:t xml:space="preserve">.</w:t>
+      </w:r>
+      <w:r>
+        <w:t xml:space="preserve"> </w:t>
+      </w:r>
+      <w:r>
+        <w:t xml:space="preserve">Then</w:t>
+      </w:r>
+      <w:r>
+        <w:t xml:space="preserve"> </w:t>
+      </w:r>
+      <m:oMath>
+        <m:r>
+          <m:rPr>
+            <m:scr m:val="double-struck"/>
+            <m:sty m:val="p"/>
+          </m:rPr>
+          <m:t>E</m:t>
+        </m:r>
+        <m:r>
+          <m:t>​</m:t>
+        </m:r>
+        <m:d>
+          <m:dPr>
+            <m:begChr m:val="["/>
+            <m:sepChr m:val=""/>
+            <m:endChr m:val="]"/>
+            <m:grow/>
+          </m:dPr>
+          <m:e>
+            <m:sSup>
+              <m:e>
+                <m:r>
+                  <m:t>Z</m:t>
+                </m:r>
+              </m:e>
+              <m:sup>
+                <m:r>
+                  <m:t>2</m:t>
+                </m:r>
+              </m:sup>
+            </m:sSup>
+          </m:e>
+        </m:d>
+        <m:r>
+          <m:t>​</m:t>
+        </m:r>
+        <m:r>
+          <m:rPr>
+            <m:sty m:val="p"/>
+          </m:rPr>
+          <m:t>=</m:t>
+        </m:r>
+        <m:r>
+          <m:t>π</m:t>
+        </m:r>
+      </m:oMath>
+      <w:r>
+        <w:t xml:space="preserve"> </w:t>
+      </w:r>
+      <w:r>
+        <w:t xml:space="preserve">directly,</w:t>
+      </w:r>
+      <w:r>
+        <w:t xml:space="preserve"> </w:t>
+      </w:r>
+      <w:r>
+        <w:t xml:space="preserve">because</w:t>
+      </w:r>
+      <w:r>
+        <w:t xml:space="preserve"> </w:t>
+      </w:r>
+      <m:oMath>
+        <m:sSup>
+          <m:e>
+            <m:r>
+              <m:t>Z</m:t>
+            </m:r>
+          </m:e>
+          <m:sup>
+            <m:r>
+              <m:t>2</m:t>
+            </m:r>
+          </m:sup>
+        </m:sSup>
+        <m:r>
+          <m:rPr>
+            <m:sty m:val="p"/>
+          </m:rPr>
+          <m:t>=</m:t>
+        </m:r>
+        <m:r>
+          <m:t>Z</m:t>
+        </m:r>
+      </m:oMath>
+      <w:r>
+        <w:t xml:space="preserve"> </w:t>
+      </w:r>
+      <w:r>
+        <w:t xml:space="preserve">when</w:t>
+      </w:r>
+      <w:r>
+        <w:t xml:space="preserve"> </w:t>
+      </w:r>
+      <m:oMath>
+        <m:r>
+          <m:t>Z</m:t>
+        </m:r>
+      </m:oMath>
+      <w:r>
+        <w:t xml:space="preserve"> </w:t>
+      </w:r>
+      <w:r>
+        <w:t xml:space="preserve">is</w:t>
+      </w:r>
+      <w:r>
+        <w:t xml:space="preserve"> </w:t>
+      </w:r>
+      <m:oMath>
+        <m:r>
+          <m:t>0</m:t>
+        </m:r>
+      </m:oMath>
+      <w:r>
+        <w:t xml:space="preserve"> </w:t>
+      </w:r>
+      <w:r>
+        <w:t xml:space="preserve">or</w:t>
+      </w:r>
+      <w:r>
+        <w:t xml:space="preserve"> </w:t>
+      </w:r>
+      <m:oMath>
+        <m:r>
+          <m:t>1</m:t>
+        </m:r>
+      </m:oMath>
+      <w:r>
+        <w:t xml:space="preserve">.</w:t>
+      </w:r>
+      <w:r>
+        <w:t xml:space="preserve"> </w:t>
+      </w:r>
+      <w:r>
+        <w:t xml:space="preserve">The</w:t>
+      </w:r>
+      <w:r>
+        <w:t xml:space="preserve"> </w:t>
+      </w:r>
+      <w:hyperlink w:anchor="lem-second-moment-variance">
+        <w:r>
+          <w:rPr>
+            <w:rStyle w:val="Hyperlink"/>
+          </w:rPr>
+          <w:t xml:space="preserve">lemma</w:t>
+        </w:r>
+      </w:hyperlink>
+      <w:r>
+        <w:t xml:space="preserve"> </w:t>
+      </w:r>
+      <w:r>
+        <w:t xml:space="preserve">gives the same value</w:t>
+      </w:r>
+      <w:r>
+        <w:t xml:space="preserve"> </w:t>
+      </w:r>
+      <w:r>
+        <w:t xml:space="preserve">from the</w:t>
+      </w:r>
+      <w:r>
+        <w:t xml:space="preserve"> </w:t>
+      </w:r>
+      <w:hyperlink r:id="rId11">
+        <w:r>
+          <w:rPr>
+            <w:rStyle w:val="Hyperlink"/>
+          </w:rPr>
+          <w:t xml:space="preserve">mean</w:t>
+        </w:r>
+      </w:hyperlink>
+      <w:r>
+        <w:t xml:space="preserve"> </w:t>
+      </w:r>
+      <w:r>
+        <w:t xml:space="preserve">and the</w:t>
+      </w:r>
+      <w:r>
+        <w:t xml:space="preserve"> </w:t>
+      </w:r>
+      <w:hyperlink w:anchor="def-variance">
+        <w:r>
+          <w:rPr>
+            <w:rStyle w:val="Hyperlink"/>
+          </w:rPr>
+          <w:t xml:space="preserve">variance</w:t>
+        </w:r>
+      </w:hyperlink>
+      <w:r>
+        <w:t xml:space="preserve">:</w:t>
+      </w:r>
+    </w:p>
+    <w:p>
+      <w:pPr>
+        <w:pStyle w:val="BodyText"/>
+      </w:pPr>
+      <m:oMathPara>
+        <m:oMathParaPr>
+          <m:jc m:val="center"/>
+        </m:oMathParaPr>
+        <m:oMath>
+          <m:eqArr>
+            <m:e>
+              <m:r>
+                <m:rPr>
+                  <m:sty m:val="p"/>
+                </m:rPr>
+                <m:t>Var</m:t>
+              </m:r>
+              <m:r>
+                <m:t>​</m:t>
+              </m:r>
+              <m:d>
+                <m:dPr>
+                  <m:begChr m:val="("/>
+                  <m:sepChr m:val=""/>
+                  <m:endChr m:val=")"/>
+                  <m:grow/>
+                </m:dPr>
+                <m:e>
+                  <m:r>
+                    <m:t>Z</m:t>
+                  </m:r>
+                </m:e>
+              </m:d>
+              <m:r>
+                <m:t>​</m:t>
+              </m:r>
+              <m:r>
+                <m:rPr>
+                  <m:sty m:val="p"/>
+                </m:rPr>
+                <m:t>+</m:t>
+              </m:r>
+              <m:sSup>
+                <m:e>
+                  <m:r>
+                    <m:t>​</m:t>
+                  </m:r>
+                  <m:d>
+                    <m:dPr>
+                      <m:begChr m:val="("/>
+                      <m:sepChr m:val=""/>
+                      <m:endChr m:val=")"/>
+                      <m:grow/>
+                    </m:dPr>
+                    <m:e>
+                      <m:r>
+                        <m:rPr>
+                          <m:scr m:val="double-struck"/>
+                          <m:sty m:val="p"/>
+                        </m:rPr>
+                        <m:t>E</m:t>
+                      </m:r>
+                      <m:r>
+                        <m:t>​</m:t>
+                      </m:r>
+                      <m:d>
+                        <m:dPr>
+                          <m:begChr m:val="["/>
+                          <m:sepChr m:val=""/>
+                          <m:endChr m:val="]"/>
+                          <m:grow/>
+                        </m:dPr>
+                        <m:e>
+                          <m:r>
+                            <m:t>Z</m:t>
+                          </m:r>
+                        </m:e>
+                      </m:d>
+                      <m:r>
+                        <m:t>​</m:t>
+                      </m:r>
+                    </m:e>
+                  </m:d>
+                  <m:r>
+                    <m:t>​</m:t>
+                  </m:r>
+                </m:e>
+                <m:sup>
+                  <m:r>
+                    <m:t>2</m:t>
+                  </m:r>
+                </m:sup>
+              </m:sSup>
+              <m:r>
+                <m:t>&amp;</m:t>
+              </m:r>
+              <m:r>
+                <m:rPr>
+                  <m:sty m:val="p"/>
+                </m:rPr>
+                <m:t>=</m:t>
+              </m:r>
+              <m:r>
+                <m:t>π</m:t>
+              </m:r>
+              <m:r>
+                <m:rPr>
+                  <m:sty m:val="p"/>
+                </m:rPr>
+                <m:t>(</m:t>
+              </m:r>
+              <m:r>
+                <m:t>1</m:t>
+              </m:r>
+              <m:r>
+                <m:rPr>
+                  <m:sty m:val="p"/>
+                </m:rPr>
+                <m:t>−</m:t>
+              </m:r>
+              <m:r>
+                <m:t>π</m:t>
+              </m:r>
+              <m:r>
+                <m:rPr>
+                  <m:sty m:val="p"/>
+                </m:rPr>
+                <m:t>)</m:t>
+              </m:r>
+              <m:r>
+                <m:rPr>
+                  <m:sty m:val="p"/>
+                </m:rPr>
+                <m:t>+</m:t>
+              </m:r>
+              <m:sSup>
+                <m:e>
+                  <m:r>
+                    <m:t>​</m:t>
+                  </m:r>
+                  <m:d>
+                    <m:dPr>
+                      <m:begChr m:val="("/>
+                      <m:sepChr m:val=""/>
+                      <m:endChr m:val=")"/>
+                      <m:grow/>
+                    </m:dPr>
+                    <m:e>
+                      <m:r>
+                        <m:t>π</m:t>
+                      </m:r>
+                    </m:e>
+                  </m:d>
+                  <m:r>
+                    <m:t>​</m:t>
+                  </m:r>
+                </m:e>
+                <m:sup>
+                  <m:r>
+                    <m:t>2</m:t>
+                  </m:r>
+                </m:sup>
+              </m:sSup>
+              <m:r>
+                <m:t>&amp;</m:t>
+              </m:r>
+              <m:r>
+                <m:t>&amp;</m:t>
+              </m:r>
+              <m:r>
+                <m:rPr>
+                  <m:nor/>
+                  <m:sty m:val="p"/>
+                </m:rPr>
+                <m:t>(Bernoulli variance and mean)</m:t>
+              </m:r>
+            </m:e>
+            <m:e>
+              <m:r>
+                <m:t>&amp;</m:t>
+              </m:r>
+              <m:r>
+                <m:rPr>
+                  <m:sty m:val="p"/>
+                </m:rPr>
+                <m:t>=</m:t>
+              </m:r>
+              <m:r>
+                <m:t>π</m:t>
+              </m:r>
+              <m:r>
+                <m:t>&amp;</m:t>
+              </m:r>
+              <m:r>
+                <m:t>&amp;</m:t>
+              </m:r>
+              <m:r>
+                <m:rPr>
+                  <m:nor/>
+                  <m:sty m:val="p"/>
+                </m:rPr>
+                <m:t>(expand and combine like terms)</m:t>
+              </m:r>
+            </m:e>
+          </m:eqArr>
+        </m:oMath>
+      </m:oMathPara>
+    </w:p>
+    <w:bookmarkEnd w:id="64"/>
+    <w:bookmarkEnd w:id="65"/>
+    <w:bookmarkStart w:id="72" w:name="sec-best-constant-prediction"/>
+    <w:p>
+      <w:pPr>
+        <w:pStyle w:val="Heading2"/>
+      </w:pPr>
+      <w:r>
+        <w:t xml:space="preserve">3 The best constant prediction</w:t>
+      </w:r>
+    </w:p>
+    <w:bookmarkStart w:id="67" w:name="thm-constant-prediction-decompose"/>
+    <w:p>
+      <w:pPr>
+        <w:pStyle w:val="FirstParagraph"/>
+      </w:pPr>
+      <w:r>
+        <w:rPr>
+          <w:b/>
+          <w:bCs/>
+        </w:rPr>
+        <w:t xml:space="preserve">Theorem 5 (Expected squared error of a constant prediction)</w:t>
+      </w:r>
+      <w:r>
+        <w:t xml:space="preserve"> </w:t>
+      </w:r>
+      <w:r>
+        <w:t xml:space="preserve">Let</w:t>
+      </w:r>
+      <w:r>
+        <w:t xml:space="preserve"> </w:t>
+      </w:r>
+      <m:oMath>
+        <m:r>
+          <m:t>Y</m:t>
+        </m:r>
+      </m:oMath>
+      <w:r>
+        <w:t xml:space="preserve"> </w:t>
+      </w:r>
+      <w:r>
+        <w:t xml:space="preserve">be a random variable with mean</w:t>
+      </w:r>
+      <w:r>
+        <w:t xml:space="preserve"> </w:t>
+      </w:r>
+      <m:oMath>
+        <m:r>
+          <m:t>μ</m:t>
+        </m:r>
+      </m:oMath>
+      <w:r>
+        <w:t xml:space="preserve"> </w:t>
+      </w:r>
+      <w:r>
+        <w:t xml:space="preserve">and finite variance.</w:t>
+      </w:r>
+      <w:r>
+        <w:t xml:space="preserve"> </w:t>
+      </w:r>
+      <w:r>
+        <w:t xml:space="preserve">Then for every number</w:t>
+      </w:r>
+      <w:r>
+        <w:t xml:space="preserve"> </w:t>
+      </w:r>
+      <m:oMath>
+        <m:r>
+          <m:t>c</m:t>
+        </m:r>
+      </m:oMath>
+      <w:r>
+        <w:t xml:space="preserve">,</w:t>
+      </w:r>
+    </w:p>
+    <w:p>
+      <w:pPr>
+        <w:pStyle w:val="BodyText"/>
+      </w:pPr>
+      <w:bookmarkStart w:id="66" w:name="eq-constant-prediction-decompose"/>
+      <m:oMathPara>
+        <m:oMathParaPr>
+          <m:jc m:val="center"/>
+        </m:oMathParaPr>
+        <m:oMath>
+          <m:r>
+            <m:rPr>
+              <m:scr m:val="double-struck"/>
+              <m:sty m:val="p"/>
+            </m:rPr>
+            <m:t>E</m:t>
+          </m:r>
+          <m:r>
+            <m:t>​</m:t>
+          </m:r>
+          <m:d>
+            <m:dPr>
+              <m:begChr m:val="["/>
+              <m:sepChr m:val=""/>
+              <m:endChr m:val="]"/>
+              <m:grow/>
+            </m:dPr>
+            <m:e>
+              <m:sSup>
+                <m:e>
+                  <m:r>
+                    <m:t>​</m:t>
+                  </m:r>
+                  <m:d>
+                    <m:dPr>
+                      <m:begChr m:val="("/>
+                      <m:sepChr m:val=""/>
+                      <m:endChr m:val=")"/>
+                      <m:grow/>
+                    </m:dPr>
+                    <m:e>
+                      <m:r>
+                        <m:t>Y</m:t>
+                      </m:r>
+                      <m:r>
+                        <m:rPr>
+                          <m:sty m:val="p"/>
+                        </m:rPr>
+                        <m:t>−</m:t>
+                      </m:r>
+                      <m:r>
+                        <m:t>c</m:t>
+                      </m:r>
+                    </m:e>
+                  </m:d>
+                  <m:r>
+                    <m:t>​</m:t>
+                  </m:r>
+                </m:e>
+                <m:sup>
+                  <m:r>
+                    <m:t>2</m:t>
+                  </m:r>
+                </m:sup>
+              </m:sSup>
+            </m:e>
+          </m:d>
+          <m:r>
+            <m:t>​</m:t>
+          </m:r>
+          <m:r>
+            <m:rPr>
+              <m:sty m:val="p"/>
+            </m:rPr>
+            <m:t>=</m:t>
+          </m:r>
+          <m:r>
+            <m:rPr>
+              <m:sty m:val="p"/>
+            </m:rPr>
+            <m:t>Var</m:t>
+          </m:r>
+          <m:r>
+            <m:t>​</m:t>
+          </m:r>
+          <m:d>
+            <m:dPr>
+              <m:begChr m:val="("/>
+              <m:sepChr m:val=""/>
+              <m:endChr m:val=")"/>
+              <m:grow/>
+            </m:dPr>
+            <m:e>
+              <m:r>
                 <m:t>Y</m:t>
               </m:r>
             </m:e>
@@ -15468,9 +16456,9 @@
           </m:r>
         </m:oMath>
       </m:oMathPara>
-      <w:bookmarkEnd w:id="64"/>
+      <w:bookmarkEnd w:id="66"/>
     </w:p>
-    <w:bookmarkEnd w:id="65"/>
+    <w:bookmarkEnd w:id="67"/>
     <w:p>
       <w:pPr>
         <w:pStyle w:val="FirstParagraph"/>
@@ -16602,7 +17590,7 @@
         </m:oMath>
       </m:oMathPara>
     </w:p>
-    <w:bookmarkStart w:id="67" w:name="cor-best-constant"/>
+    <w:bookmarkStart w:id="69" w:name="cor-best-constant"/>
     <w:p>
       <w:pPr>
         <w:pStyle w:val="FirstParagraph"/>
@@ -16937,7 +17925,7 @@
       <w:r>
         <w:t xml:space="preserve"> </w:t>
       </w:r>
-      <w:hyperlink r:id="rId66">
+      <w:hyperlink r:id="rId68">
         <w:r>
           <w:rPr>
             <w:rStyle w:val="Hyperlink"/>
@@ -16949,7 +17937,7 @@
         <w:t xml:space="preserve">.</w:t>
       </w:r>
     </w:p>
-    <w:bookmarkEnd w:id="67"/>
+    <w:bookmarkEnd w:id="69"/>
     <w:p>
       <w:pPr>
         <w:pStyle w:val="BodyText"/>
@@ -17197,7 +18185,7 @@
         <w:t xml:space="preserve">.</w:t>
       </w:r>
     </w:p>
-    <w:bookmarkStart w:id="69" w:name="exm-best-constant-auto"/>
+    <w:bookmarkStart w:id="71" w:name="exm-best-constant-auto"/>
     <w:p>
       <w:pPr>
         <w:pStyle w:val="BodyText"/>
@@ -17207,7 +18195,7 @@
           <w:b/>
           <w:bCs/>
         </w:rPr>
-        <w:t xml:space="preserve">Example 9 (The best constant prediction of fuel economy)</w:t>
+        <w:t xml:space="preserve">Example 10 (The best constant prediction of fuel economy)</w:t>
       </w:r>
       <w:r>
         <w:t xml:space="preserve"> </w:t>
@@ -17218,7 +18206,7 @@
       <w:r>
         <w:t xml:space="preserve"> </w:t>
       </w:r>
-      <w:hyperlink r:id="rId68">
+      <w:hyperlink r:id="rId70">
         <w:r>
           <w:rPr>
             <w:rStyle w:val="Hyperlink"/>
@@ -17922,9 +18910,9 @@
         <w:t xml:space="preserve">.</w:t>
       </w:r>
     </w:p>
-    <w:bookmarkEnd w:id="69"/>
-    <w:bookmarkEnd w:id="70"/>
-    <w:bookmarkStart w:id="73" w:name="sec-bias-variance-prediction"/>
+    <w:bookmarkEnd w:id="71"/>
+    <w:bookmarkEnd w:id="72"/>
+    <w:bookmarkStart w:id="75" w:name="sec-bias-variance-prediction"/>
     <w:p>
       <w:pPr>
         <w:pStyle w:val="Heading2"/>
@@ -17933,7 +18921,7 @@
         <w:t xml:space="preserve">4 Independent noise plus a random variable</w:t>
       </w:r>
     </w:p>
-    <w:bookmarkStart w:id="71" w:name="thm-second-moment-noise-sum"/>
+    <w:bookmarkStart w:id="73" w:name="thm-second-moment-noise-sum"/>
     <w:p>
       <w:pPr>
         <w:pStyle w:val="FirstParagraph"/>
@@ -18336,7 +19324,7 @@
         </m:oMath>
       </m:oMathPara>
     </w:p>
-    <w:bookmarkEnd w:id="71"/>
+    <w:bookmarkEnd w:id="73"/>
     <w:p>
       <w:pPr>
         <w:pStyle w:val="FirstParagraph"/>
@@ -20987,7 +21975,7 @@
       <w:r>
         <w:t xml:space="preserve"> </w:t>
       </w:r>
-      <w:hyperlink r:id="rId72">
+      <w:hyperlink r:id="rId74">
         <w:r>
           <w:rPr>
             <w:rStyle w:val="Hyperlink"/>
@@ -21005,8 +21993,8 @@
         <w:t xml:space="preserve">with its exercise, worked example and definition of the residual variance.</w:t>
       </w:r>
     </w:p>
-    <w:bookmarkEnd w:id="73"/>
-    <w:bookmarkStart w:id="121" w:name="covariance"/>
+    <w:bookmarkEnd w:id="75"/>
+    <w:bookmarkStart w:id="123" w:name="covariance"/>
     <w:p>
       <w:pPr>
         <w:pStyle w:val="Heading2"/>
@@ -21015,7 +22003,7 @@
         <w:t xml:space="preserve">5 Covariance</w:t>
       </w:r>
     </w:p>
-    <w:bookmarkStart w:id="74" w:name="def-cov"/>
+    <w:bookmarkStart w:id="76" w:name="def-cov"/>
     <w:p>
       <w:pPr>
         <w:pStyle w:val="FirstParagraph"/>
@@ -21382,8 +22370,8 @@
         </m:oMath>
       </m:oMathPara>
     </w:p>
-    <w:bookmarkEnd w:id="74"/>
-    <w:bookmarkStart w:id="75" w:name="thm-alt-cov"/>
+    <w:bookmarkEnd w:id="76"/>
+    <w:bookmarkStart w:id="77" w:name="thm-alt-cov"/>
     <w:p>
       <w:pPr>
         <w:pStyle w:val="FirstParagraph"/>
@@ -21535,7 +22523,7 @@
         </m:oMath>
       </m:oMathPara>
     </w:p>
-    <w:bookmarkEnd w:id="75"/>
+    <w:bookmarkEnd w:id="77"/>
     <w:p>
       <w:pPr>
         <w:pStyle w:val="FirstParagraph"/>
@@ -22834,7 +23822,7 @@
         </m:oMath>
       </m:oMathPara>
     </w:p>
-    <w:bookmarkStart w:id="76" w:name="exm-alt-cov"/>
+    <w:bookmarkStart w:id="78" w:name="exm-alt-cov"/>
     <w:p>
       <w:pPr>
         <w:pStyle w:val="FirstParagraph"/>
@@ -22844,7 +23832,7 @@
           <w:b/>
           <w:bCs/>
         </w:rPr>
-        <w:t xml:space="preserve">Example 10 (Covariance of a binary exposure and outcome)</w:t>
+        <w:t xml:space="preserve">Example 11 (Covariance of a binary exposure and outcome)</w:t>
       </w:r>
       <w:r>
         <w:t xml:space="preserve"> </w:t>
@@ -23309,8 +24297,8 @@
         </m:oMath>
       </m:oMathPara>
     </w:p>
-    <w:bookmarkEnd w:id="76"/>
-    <w:bookmarkStart w:id="78" w:name="thm-indpt-uncorrelated"/>
+    <w:bookmarkEnd w:id="78"/>
+    <w:bookmarkStart w:id="80" w:name="thm-indpt-uncorrelated"/>
     <w:p>
       <w:pPr>
         <w:pStyle w:val="FirstParagraph"/>
@@ -23359,7 +24347,7 @@
       <w:r>
         <w:t xml:space="preserve"> </w:t>
       </w:r>
-      <w:hyperlink r:id="rId77">
+      <w:hyperlink r:id="rId79">
         <w:r>
           <w:rPr>
             <w:rStyle w:val="Hyperlink"/>
@@ -23660,7 +24648,7 @@
         <w:t xml:space="preserve">.</w:t>
       </w:r>
     </w:p>
-    <w:bookmarkEnd w:id="78"/>
+    <w:bookmarkEnd w:id="80"/>
     <w:p>
       <w:pPr>
         <w:pStyle w:val="BodyText"/>
@@ -23810,7 +24798,7 @@
       <w:r>
         <w:t xml:space="preserve"> </w:t>
       </w:r>
-      <w:hyperlink r:id="rId79">
+      <w:hyperlink r:id="rId81">
         <w:r>
           <w:rPr>
             <w:rStyle w:val="Hyperlink"/>
@@ -23824,7 +24812,7 @@
       <w:r>
         <w:t xml:space="preserve">(</w:t>
       </w:r>
-      <w:hyperlink r:id="rId80">
+      <w:hyperlink r:id="rId82">
         <w:r>
           <w:rPr>
             <w:rStyle w:val="Hyperlink"/>
@@ -24006,7 +24994,7 @@
       <w:r>
         <w:t xml:space="preserve"> </w:t>
       </w:r>
-      <w:hyperlink r:id="rId77">
+      <w:hyperlink r:id="rId79">
         <w:r>
           <w:rPr>
             <w:rStyle w:val="Hyperlink"/>
@@ -26530,7 +27518,7 @@
         </m:oMath>
       </m:oMathPara>
     </w:p>
-    <w:bookmarkStart w:id="82" w:name="exm-indpt-uncorrelated"/>
+    <w:bookmarkStart w:id="84" w:name="exm-indpt-uncorrelated"/>
     <w:p>
       <w:pPr>
         <w:pStyle w:val="FirstParagraph"/>
@@ -26540,7 +27528,7 @@
           <w:b/>
           <w:bCs/>
         </w:rPr>
-        <w:t xml:space="preserve">Example 11 (Two independent coin flips)</w:t>
+        <w:t xml:space="preserve">Example 12 (Two independent coin flips)</w:t>
       </w:r>
       <w:r>
         <w:t xml:space="preserve"> </w:t>
@@ -26597,7 +27585,7 @@
       <w:r>
         <w:t xml:space="preserve"> </w:t>
       </w:r>
-      <w:hyperlink r:id="rId81">
+      <w:hyperlink r:id="rId83">
         <w:r>
           <w:rPr>
             <w:rStyle w:val="Hyperlink"/>
@@ -27182,8 +28170,8 @@
         <w:t xml:space="preserve">requires.</w:t>
       </w:r>
     </w:p>
-    <w:bookmarkEnd w:id="82"/>
-    <w:bookmarkStart w:id="83" w:name="exm-uncorrelated-not-indpt"/>
+    <w:bookmarkEnd w:id="84"/>
+    <w:bookmarkStart w:id="85" w:name="exm-uncorrelated-not-indpt"/>
     <w:p>
       <w:pPr>
         <w:pStyle w:val="BodyText"/>
@@ -27193,7 +28181,7 @@
           <w:b/>
           <w:bCs/>
         </w:rPr>
-        <w:t xml:space="preserve">Example 12 (Zero covariance without independence)</w:t>
+        <w:t xml:space="preserve">Example 13 (Zero covariance without independence)</w:t>
       </w:r>
       <w:r>
         <w:t xml:space="preserve"> </w:t>
@@ -28420,8 +29408,8 @@
         </m:oMath>
       </m:oMathPara>
     </w:p>
-    <w:bookmarkEnd w:id="83"/>
-    <w:bookmarkStart w:id="84" w:name="def-correlation"/>
+    <w:bookmarkEnd w:id="85"/>
+    <w:bookmarkStart w:id="86" w:name="def-correlation"/>
     <w:p>
       <w:pPr>
         <w:pStyle w:val="FirstParagraph"/>
@@ -28693,7 +29681,7 @@
         </m:oMath>
       </m:oMathPara>
     </w:p>
-    <w:bookmarkEnd w:id="84"/>
+    <w:bookmarkEnd w:id="86"/>
     <w:p>
       <w:pPr>
         <w:pStyle w:val="FirstParagraph"/>
@@ -28749,7 +29737,7 @@
         <w:t xml:space="preserve">the sample (Pearson) correlation coefficient computed from data estimates it.</w:t>
       </w:r>
     </w:p>
-    <w:bookmarkStart w:id="85" w:name="exm-correlation"/>
+    <w:bookmarkStart w:id="87" w:name="exm-correlation"/>
     <w:p>
       <w:pPr>
         <w:pStyle w:val="BodyText"/>
@@ -28759,7 +29747,7 @@
           <w:b/>
           <w:bCs/>
         </w:rPr>
-        <w:t xml:space="preserve">Example 13 (Correlation of a binary exposure and outcome)</w:t>
+        <w:t xml:space="preserve">Example 14 (Correlation of a binary exposure and outcome)</w:t>
       </w:r>
       <w:r>
         <w:t xml:space="preserve"> </w:t>
@@ -28775,7 +29763,7 @@
           <w:rPr>
             <w:rStyle w:val="Hyperlink"/>
           </w:rPr>
-          <w:t xml:space="preserve">Example 10</w:t>
+          <w:t xml:space="preserve">Example 11</w:t>
         </w:r>
       </w:hyperlink>
       <w:r>
@@ -29396,8 +30384,8 @@
         </m:oMath>
       </m:oMathPara>
     </w:p>
-    <w:bookmarkEnd w:id="85"/>
-    <w:bookmarkStart w:id="86" w:name="def-uncorrelated"/>
+    <w:bookmarkEnd w:id="87"/>
+    <w:bookmarkStart w:id="88" w:name="def-uncorrelated"/>
     <w:p>
       <w:pPr>
         <w:pStyle w:val="FirstParagraph"/>
@@ -29648,7 +30636,7 @@
         </m:oMath>
       </m:oMathPara>
     </w:p>
-    <w:bookmarkEnd w:id="86"/>
+    <w:bookmarkEnd w:id="88"/>
     <w:p>
       <w:pPr>
         <w:pStyle w:val="FirstParagraph"/>
@@ -29691,7 +30679,7 @@
           <w:rPr>
             <w:rStyle w:val="Hyperlink"/>
           </w:rPr>
-          <w:t xml:space="preserve">Example 12</w:t>
+          <w:t xml:space="preserve">Example 13</w:t>
         </w:r>
       </w:hyperlink>
       <w:r>
@@ -29701,7 +30689,7 @@
         <w:t xml:space="preserve">shows the converse fails.</w:t>
       </w:r>
     </w:p>
-    <w:bookmarkStart w:id="87" w:name="exm-uncorrelated"/>
+    <w:bookmarkStart w:id="89" w:name="exm-uncorrelated"/>
     <w:p>
       <w:pPr>
         <w:pStyle w:val="BodyText"/>
@@ -29711,7 +30699,7 @@
           <w:b/>
           <w:bCs/>
         </w:rPr>
-        <w:t xml:space="preserve">Example 14 (Correlated and uncorrelated pairs)</w:t>
+        <w:t xml:space="preserve">Example 15 (Correlated and uncorrelated pairs)</w:t>
       </w:r>
       <w:r>
         <w:t xml:space="preserve"> </w:t>
@@ -29727,7 +30715,7 @@
           <w:rPr>
             <w:rStyle w:val="Hyperlink"/>
           </w:rPr>
-          <w:t xml:space="preserve">Example 12</w:t>
+          <w:t xml:space="preserve">Example 13</w:t>
         </w:r>
       </w:hyperlink>
       <w:r>
@@ -29850,7 +30838,7 @@
           <w:rPr>
             <w:rStyle w:val="Hyperlink"/>
           </w:rPr>
-          <w:t xml:space="preserve">Example 10</w:t>
+          <w:t xml:space="preserve">Example 11</w:t>
         </w:r>
       </w:hyperlink>
       <w:r>
@@ -29923,8 +30911,8 @@
         <w:t xml:space="preserve">so the binary exposure and outcome are not uncorrelated.</w:t>
       </w:r>
     </w:p>
-    <w:bookmarkEnd w:id="87"/>
-    <w:bookmarkStart w:id="88" w:name="cor-uncorrelated-cor-zero"/>
+    <w:bookmarkEnd w:id="89"/>
+    <w:bookmarkStart w:id="90" w:name="cor-uncorrelated-cor-zero"/>
     <w:p>
       <w:pPr>
         <w:pStyle w:val="BodyText"/>
@@ -30087,7 +31075,7 @@
         <w:t xml:space="preserve">.</w:t>
       </w:r>
     </w:p>
-    <w:bookmarkEnd w:id="88"/>
+    <w:bookmarkEnd w:id="90"/>
     <w:p>
       <w:pPr>
         <w:pStyle w:val="BodyText"/>
@@ -30487,7 +31475,7 @@
         <w:t xml:space="preserve">.</w:t>
       </w:r>
     </w:p>
-    <w:bookmarkStart w:id="89" w:name="def-cond-cov"/>
+    <w:bookmarkStart w:id="91" w:name="def-cond-cov"/>
     <w:p>
       <w:pPr>
         <w:pStyle w:val="BodyText"/>
@@ -30942,8 +31930,8 @@
         <w:t xml:space="preserve">.</w:t>
       </w:r>
     </w:p>
-    <w:bookmarkEnd w:id="89"/>
-    <w:bookmarkStart w:id="90" w:name="exm-cond-cov"/>
+    <w:bookmarkEnd w:id="91"/>
+    <w:bookmarkStart w:id="92" w:name="exm-cond-cov"/>
     <w:p>
       <w:pPr>
         <w:pStyle w:val="BodyText"/>
@@ -30953,7 +31941,7 @@
           <w:b/>
           <w:bCs/>
         </w:rPr>
-        <w:t xml:space="preserve">Example 15 (Conditional covariance of a variable with itself)</w:t>
+        <w:t xml:space="preserve">Example 16 (Conditional covariance of a variable with itself)</w:t>
       </w:r>
       <w:r>
         <w:t xml:space="preserve"> </w:t>
@@ -31214,8 +32202,8 @@
         <w:t xml:space="preserve">.</w:t>
       </w:r>
     </w:p>
-    <w:bookmarkEnd w:id="90"/>
-    <w:bookmarkStart w:id="91" w:name="thm-total-cov"/>
+    <w:bookmarkEnd w:id="92"/>
+    <w:bookmarkStart w:id="93" w:name="thm-total-cov"/>
     <w:p>
       <w:pPr>
         <w:pStyle w:val="BodyText"/>
@@ -31605,7 +32593,7 @@
         </m:oMath>
       </m:oMathPara>
     </w:p>
-    <w:bookmarkEnd w:id="91"/>
+    <w:bookmarkEnd w:id="93"/>
     <w:p>
       <w:pPr>
         <w:pStyle w:val="FirstParagraph"/>
@@ -34745,7 +35733,7 @@
         <w:t xml:space="preserve">.</w:t>
       </w:r>
     </w:p>
-    <w:bookmarkStart w:id="92" w:name="lem-cov-xx"/>
+    <w:bookmarkStart w:id="94" w:name="lem-cov-xx"/>
     <w:p>
       <w:pPr>
         <w:pStyle w:val="BodyText"/>
@@ -34755,7 +35743,7 @@
           <w:b/>
           <w:bCs/>
         </w:rPr>
-        <w:t xml:space="preserve">Lemma 1 (The covariance of a variable with itself is its variance)</w:t>
+        <w:t xml:space="preserve">Lemma 2 (The covariance of a variable with itself is its variance)</w:t>
       </w:r>
       <w:r>
         <w:t xml:space="preserve"> </w:t>
@@ -34910,7 +35898,7 @@
         </m:oMath>
       </m:oMathPara>
     </w:p>
-    <w:bookmarkEnd w:id="92"/>
+    <w:bookmarkEnd w:id="94"/>
     <w:p>
       <w:pPr>
         <w:pStyle w:val="FirstParagraph"/>
@@ -35317,7 +36305,7 @@
         </m:oMath>
       </m:oMathPara>
     </w:p>
-    <w:bookmarkStart w:id="93" w:name="def-cov-vec-x"/>
+    <w:bookmarkStart w:id="95" w:name="def-cov-vec-x"/>
     <w:p>
       <w:pPr>
         <w:pStyle w:val="FirstParagraph"/>
@@ -35418,8 +36406,8 @@
     $$</w:t>
       </w:r>
     </w:p>
-    <w:bookmarkEnd w:id="93"/>
-    <w:bookmarkStart w:id="94" w:name="thm-vcov-elements"/>
+    <w:bookmarkEnd w:id="95"/>
+    <w:bookmarkStart w:id="96" w:name="thm-vcov-elements"/>
     <w:p>
       <w:pPr>
         <w:pStyle w:val="FirstParagraph"/>
@@ -35596,7 +36584,7 @@
     $$</w:t>
       </w:r>
     </w:p>
-    <w:bookmarkEnd w:id="94"/>
+    <w:bookmarkEnd w:id="96"/>
     <w:p>
       <w:pPr>
         <w:pStyle w:val="FirstParagraph"/>
@@ -35827,7 +36815,7 @@
       <w:r>
         <w:t xml:space="preserve"> </w:t>
       </w:r>
-      <w:hyperlink r:id="rId95">
+      <w:hyperlink r:id="rId97">
         <w:r>
           <w:rPr>
             <w:rStyle w:val="Hyperlink"/>
@@ -35884,14 +36872,14 @@
           <w:rPr>
             <w:rStyle w:val="Hyperlink"/>
           </w:rPr>
-          <w:t xml:space="preserve">Lemma 1</w:t>
+          <w:t xml:space="preserve">Lemma 2</w:t>
         </w:r>
       </w:hyperlink>
       <w:r>
         <w:t xml:space="preserve">.</w:t>
       </w:r>
     </w:p>
-    <w:bookmarkStart w:id="96" w:name="thm-vcov-vec"/>
+    <w:bookmarkStart w:id="98" w:name="thm-vcov-vec"/>
     <w:p>
       <w:pPr>
         <w:pStyle w:val="FirstParagraph"/>
@@ -35917,7 +36905,7 @@
     $$</w:t>
       </w:r>
     </w:p>
-    <w:bookmarkEnd w:id="96"/>
+    <w:bookmarkEnd w:id="98"/>
     <w:p>
       <w:pPr>
         <w:pStyle w:val="FirstParagraph"/>
@@ -35968,7 +36956,7 @@
     $$</w:t>
       </w:r>
     </w:p>
-    <w:bookmarkStart w:id="97" w:name="thm-var-lincom"/>
+    <w:bookmarkStart w:id="99" w:name="thm-var-lincom"/>
     <w:p>
       <w:pPr>
         <w:pStyle w:val="FirstParagraph"/>
@@ -36029,7 +37017,7 @@
     $$</w:t>
       </w:r>
     </w:p>
-    <w:bookmarkEnd w:id="97"/>
+    <w:bookmarkEnd w:id="99"/>
     <w:p>
       <w:pPr>
         <w:pStyle w:val="FirstParagraph"/>
@@ -36161,7 +37149,7 @@
     $$</w:t>
       </w:r>
     </w:p>
-    <w:bookmarkStart w:id="98" w:name="cor-var-lincom2"/>
+    <w:bookmarkStart w:id="100" w:name="cor-var-lincom2"/>
     <w:p>
       <w:pPr>
         <w:pStyle w:val="FirstParagraph"/>
@@ -36438,7 +37426,7 @@
         </m:oMath>
       </m:oMathPara>
     </w:p>
-    <w:bookmarkEnd w:id="98"/>
+    <w:bookmarkEnd w:id="100"/>
     <w:p>
       <w:pPr>
         <w:pStyle w:val="FirstParagraph"/>
@@ -37946,7 +38934,7 @@
         </m:oMath>
       </m:oMathPara>
     </w:p>
-    <w:bookmarkStart w:id="99" w:name="cor-var-sum-indpt"/>
+    <w:bookmarkStart w:id="101" w:name="cor-var-sum-indpt"/>
     <w:p>
       <w:pPr>
         <w:pStyle w:val="FirstParagraph"/>
@@ -37995,7 +38983,7 @@
       <w:r>
         <w:t xml:space="preserve"> </w:t>
       </w:r>
-      <w:hyperlink r:id="rId77">
+      <w:hyperlink r:id="rId79">
         <w:r>
           <w:rPr>
             <w:rStyle w:val="Hyperlink"/>
@@ -38240,7 +39228,7 @@
         </m:oMath>
       </m:oMathPara>
     </w:p>
-    <w:bookmarkEnd w:id="99"/>
+    <w:bookmarkEnd w:id="101"/>
     <w:p>
       <w:pPr>
         <w:pStyle w:val="FirstParagraph"/>
@@ -38934,7 +39922,7 @@
         <w:t xml:space="preserve">is the case where that term is 0.</w:t>
       </w:r>
     </w:p>
-    <w:bookmarkStart w:id="102" w:name="thm-vcov-psd"/>
+    <w:bookmarkStart w:id="104" w:name="thm-vcov-psd"/>
     <w:p>
       <w:pPr>
         <w:pStyle w:val="BodyText"/>
@@ -39076,7 +40064,7 @@
       <w:r>
         <w:t xml:space="preserve"> </w:t>
       </w:r>
-      <w:hyperlink r:id="rId100">
+      <w:hyperlink r:id="rId102">
         <w:r>
           <w:rPr>
             <w:rStyle w:val="Hyperlink"/>
@@ -39093,7 +40081,7 @@
       <w:r>
         <w:t xml:space="preserve"> </w:t>
       </w:r>
-      <w:hyperlink r:id="rId101">
+      <w:hyperlink r:id="rId103">
         <w:r>
           <w:rPr>
             <w:rStyle w:val="Hyperlink"/>
@@ -39151,7 +40139,7 @@
         <w:t xml:space="preserve">$${\mathord{\smash[b]{\underset{\raise.3ex\hbox{$\scriptstyle\sim$}}{a}}\vphantom{a}}}^{\top} {\operatorname{Var}\mathopen{}\left(\mathord{\smash[b]{\underset{\raise.3ex\hbox{$\scriptstyle\sim$}}{X}}\vphantom{X}}\right)\mathclose{}} \mathord{\smash[b]{\underset{\raise.3ex\hbox{$\scriptstyle\sim$}}{a}}\vphantom{a}}\ge 0$$</w:t>
       </w:r>
     </w:p>
-    <w:bookmarkEnd w:id="102"/>
+    <w:bookmarkEnd w:id="104"/>
     <w:p>
       <w:pPr>
         <w:pStyle w:val="FirstParagraph"/>
@@ -39973,7 +40961,7 @@
         <w:t xml:space="preserve">).</w:t>
       </w:r>
     </w:p>
-    <w:bookmarkStart w:id="103" w:name="exm-vcov-psd"/>
+    <w:bookmarkStart w:id="105" w:name="exm-vcov-psd"/>
     <w:p>
       <w:pPr>
         <w:pStyle w:val="BodyText"/>
@@ -39983,7 +40971,7 @@
           <w:b/>
           <w:bCs/>
         </w:rPr>
-        <w:t xml:space="preserve">Example 16 (Two variance matrices that differ only in sign)</w:t>
+        <w:t xml:space="preserve">Example 17 (Two variance matrices that differ only in sign)</w:t>
       </w:r>
       <w:r>
         <w:t xml:space="preserve"> </w:t>
@@ -42339,7 +43327,7 @@
         <w:t xml:space="preserve">.</w:t>
       </w:r>
     </w:p>
-    <w:bookmarkEnd w:id="103"/>
+    <w:bookmarkEnd w:id="105"/>
     <w:p>
       <w:pPr>
         <w:pStyle w:val="BodyText"/>
@@ -42473,7 +43461,7 @@
         <w:t xml:space="preserve">has the larger spread.</w:t>
       </w:r>
     </w:p>
-    <w:bookmarkStart w:id="107" w:name="exm-vcov-singular"/>
+    <w:bookmarkStart w:id="109" w:name="exm-vcov-singular"/>
     <w:p>
       <w:pPr>
         <w:pStyle w:val="BodyText"/>
@@ -42483,7 +43471,7 @@
           <w:b/>
           <w:bCs/>
         </w:rPr>
-        <w:t xml:space="preserve">Example 17 (A variance matrix that is not positive definite)</w:t>
+        <w:t xml:space="preserve">Example 18 (A variance matrix that is not positive definite)</w:t>
       </w:r>
       <w:r>
         <w:t xml:space="preserve"> </w:t>
@@ -42685,7 +43673,7 @@
           <w:rPr>
             <w:rStyle w:val="Hyperlink"/>
           </w:rPr>
-          <w:t xml:space="preserve">Lemma 1</w:t>
+          <w:t xml:space="preserve">Lemma 2</w:t>
         </w:r>
       </w:hyperlink>
       <w:r>
@@ -42761,7 +43749,7 @@
       <w:r>
         <w:t xml:space="preserve"> </w:t>
       </w:r>
-      <w:hyperlink r:id="rId104">
+      <w:hyperlink r:id="rId106">
         <w:r>
           <w:rPr>
             <w:rStyle w:val="Hyperlink"/>
@@ -42778,7 +43766,7 @@
       <w:r>
         <w:t xml:space="preserve"> </w:t>
       </w:r>
-      <w:hyperlink r:id="rId105">
+      <w:hyperlink r:id="rId107">
         <w:r>
           <w:rPr>
             <w:rStyle w:val="Hyperlink"/>
@@ -42833,7 +43821,7 @@
       <w:r>
         <w:t xml:space="preserve"> </w:t>
       </w:r>
-      <w:hyperlink r:id="rId106">
+      <w:hyperlink r:id="rId108">
         <w:r>
           <w:rPr>
             <w:rStyle w:val="Hyperlink"/>
@@ -42845,8 +43833,8 @@
         <w:t xml:space="preserve">.</w:t>
       </w:r>
     </w:p>
-    <w:bookmarkEnd w:id="107"/>
-    <w:bookmarkStart w:id="109" w:name="cor-vcov-indpt-diagonal"/>
+    <w:bookmarkEnd w:id="109"/>
+    <w:bookmarkStart w:id="111" w:name="cor-vcov-indpt-diagonal"/>
     <w:p>
       <w:pPr>
         <w:pStyle w:val="BodyText"/>
@@ -43017,7 +44005,7 @@
       <w:r>
         <w:t xml:space="preserve"> </w:t>
       </w:r>
-      <w:hyperlink r:id="rId77">
+      <w:hyperlink r:id="rId79">
         <w:r>
           <w:rPr>
             <w:rStyle w:val="Hyperlink"/>
@@ -43074,7 +44062,7 @@
       <w:r>
         <w:t xml:space="preserve"> </w:t>
       </w:r>
-      <w:hyperlink r:id="rId108">
+      <w:hyperlink r:id="rId110">
         <w:r>
           <w:rPr>
             <w:rStyle w:val="Hyperlink"/>
@@ -43186,7 +44174,7 @@
         <w:t xml:space="preserve">.</w:t>
       </w:r>
     </w:p>
-    <w:bookmarkEnd w:id="109"/>
+    <w:bookmarkEnd w:id="111"/>
     <w:p>
       <w:pPr>
         <w:pStyle w:val="BodyText"/>
@@ -43635,14 +44623,14 @@
           <w:rPr>
             <w:rStyle w:val="Hyperlink"/>
           </w:rPr>
-          <w:t xml:space="preserve">Lemma 1</w:t>
+          <w:t xml:space="preserve">Lemma 2</w:t>
         </w:r>
       </w:hyperlink>
       <w:r>
         <w:t xml:space="preserve">.</w:t>
       </w:r>
     </w:p>
-    <w:bookmarkStart w:id="110" w:name="thm-cor-bounds"/>
+    <w:bookmarkStart w:id="112" w:name="thm-cor-bounds"/>
     <w:p>
       <w:pPr>
         <w:pStyle w:val="BodyText"/>
@@ -43891,7 +44879,7 @@
         </m:oMath>
       </m:oMathPara>
     </w:p>
-    <w:bookmarkEnd w:id="110"/>
+    <w:bookmarkEnd w:id="112"/>
     <w:p>
       <w:pPr>
         <w:pStyle w:val="FirstParagraph"/>
@@ -45113,7 +46101,7 @@
         <w:t xml:space="preserve">.</w:t>
       </w:r>
     </w:p>
-    <w:bookmarkStart w:id="118" w:name="exm-cor-auto"/>
+    <w:bookmarkStart w:id="120" w:name="exm-cor-auto"/>
     <w:p>
       <w:pPr>
         <w:pStyle w:val="BodyText"/>
@@ -45123,7 +46111,7 @@
           <w:b/>
           <w:bCs/>
         </w:rPr>
-        <w:t xml:space="preserve">Example 18 (Correlation of horsepower and fuel economy)</w:t>
+        <w:t xml:space="preserve">Example 19 (Correlation of horsepower and fuel economy)</w:t>
       </w:r>
       <w:r>
         <w:t xml:space="preserve"> </w:t>
@@ -45177,7 +46165,7 @@
       <w:r>
         <w:t xml:space="preserve"> </w:t>
       </w:r>
-      <w:hyperlink r:id="rId111">
+      <w:hyperlink r:id="rId113">
         <w:r>
           <w:rPr>
             <w:rStyle w:val="VerbatimChar"/>
@@ -45209,7 +46197,7 @@
       <w:r>
         <w:t xml:space="preserve"> </w:t>
       </w:r>
-      <w:hyperlink r:id="rId112">
+      <w:hyperlink r:id="rId114">
         <w:r>
           <w:rPr>
             <w:rStyle w:val="VerbatimChar"/>
@@ -45241,7 +46229,7 @@
       <w:r>
         <w:t xml:space="preserve"> </w:t>
       </w:r>
-      <w:hyperlink r:id="rId113">
+      <w:hyperlink r:id="rId115">
         <w:r>
           <w:rPr>
             <w:rStyle w:val="VerbatimChar"/>
@@ -46963,7 +47951,7 @@
       <w:tr>
         <w:tc>
           <w:tcPr/>
-          <w:bookmarkStart w:id="117" w:name="fig-cor-auto"/>
+          <w:bookmarkStart w:id="119" w:name="fig-cor-auto"/>
           <w:p>
             <w:pPr>
               <w:pStyle w:val="Compact"/>
@@ -46974,18 +47962,18 @@
                 <wp:inline>
                   <wp:extent cx="4620126" cy="3234088"/>
                   <wp:effectExtent b="0" l="0" r="0" t="0"/>
-                  <wp:docPr descr="" title="" id="115" name="Picture"/>
+                  <wp:docPr descr="" title="" id="117" name="Picture"/>
                   <a:graphic>
                     <a:graphicData uri="http://schemas.openxmlformats.org/drawingml/2006/picture">
                       <pic:pic>
                         <pic:nvPicPr>
-                          <pic:cNvPr descr="variance-covariance_files/figure-docx/fig-cor-auto-1.png" id="116" name="Picture"/>
+                          <pic:cNvPr descr="variance-covariance_files/figure-docx/fig-cor-auto-1.png" id="118" name="Picture"/>
                           <pic:cNvPicPr>
                             <a:picLocks noChangeArrowheads="1" noChangeAspect="1"/>
                           </pic:cNvPicPr>
                         </pic:nvPicPr>
                         <pic:blipFill>
-                          <a:blip r:embed="rId114"/>
+                          <a:blip r:embed="rId116"/>
                           <a:stretch>
                             <a:fillRect/>
                           </a:stretch>
@@ -47025,7 +48013,7 @@
               <w:t xml:space="preserve">Figure 2: Miles per gallon against horsepower for the cars in the Auto data. Cars with more horsepower tend to have lower fuel economy.</w:t>
             </w:r>
           </w:p>
-          <w:bookmarkEnd w:id="117"/>
+          <w:bookmarkEnd w:id="119"/>
         </w:tc>
       </w:tr>
     </w:tbl>
@@ -47172,7 +48160,7 @@
         <w:t xml:space="preserve">deviations by the same count, which cancels.</w:t>
       </w:r>
     </w:p>
-    <w:bookmarkEnd w:id="118"/>
+    <w:bookmarkEnd w:id="120"/>
     <w:p>
       <w:pPr>
         <w:pStyle w:val="BodyText"/>
@@ -47183,7 +48171,7 @@
       <w:r>
         <w:t xml:space="preserve"> </w:t>
       </w:r>
-      <w:hyperlink r:id="rId119">
+      <w:hyperlink r:id="rId121">
         <w:r>
           <w:rPr>
             <w:rStyle w:val="Hyperlink"/>
@@ -47200,7 +48188,7 @@
       <w:r>
         <w:t xml:space="preserve"> </w:t>
       </w:r>
-      <w:hyperlink r:id="rId120">
+      <w:hyperlink r:id="rId122">
         <w:r>
           <w:rPr>
             <w:rStyle w:val="Hyperlink"/>
@@ -47230,8 +48218,8 @@
         <w:t xml:space="preserve">.</w:t>
       </w:r>
     </w:p>
-    <w:bookmarkEnd w:id="121"/>
-    <w:bookmarkStart w:id="133" w:name="references"/>
+    <w:bookmarkEnd w:id="123"/>
+    <w:bookmarkStart w:id="135" w:name="references"/>
     <w:p>
       <w:pPr>
         <w:pStyle w:val="Heading2"/>
@@ -47240,8 +48228,8 @@
         <w:t xml:space="preserve">References</w:t>
       </w:r>
     </w:p>
-    <w:bookmarkStart w:id="132" w:name="refs"/>
-    <w:bookmarkStart w:id="122" w:name="ref-wikipedia_errors_and_residuals"/>
+    <w:bookmarkStart w:id="134" w:name="refs"/>
+    <w:bookmarkStart w:id="124" w:name="ref-wikipedia_errors_and_residuals"/>
     <w:p>
       <w:pPr>
         <w:pStyle w:val="Bibliography"/>
@@ -47297,8 +48285,8 @@
         </w:r>
       </w:hyperlink>
     </w:p>
-    <w:bookmarkEnd w:id="122"/>
-    <w:bookmarkStart w:id="124" w:name="ref-wikipedia_variance"/>
+    <w:bookmarkEnd w:id="124"/>
+    <w:bookmarkStart w:id="126" w:name="ref-wikipedia_variance"/>
     <w:p>
       <w:pPr>
         <w:pStyle w:val="Bibliography"/>
@@ -47345,7 +48333,7 @@
       <w:r>
         <w:t xml:space="preserve"> </w:t>
       </w:r>
-      <w:hyperlink r:id="rId123">
+      <w:hyperlink r:id="rId125">
         <w:r>
           <w:rPr>
             <w:rStyle w:val="Hyperlink"/>
@@ -47354,8 +48342,8 @@
         </w:r>
       </w:hyperlink>
     </w:p>
-    <w:bookmarkEnd w:id="124"/>
-    <w:bookmarkStart w:id="126" w:name="ref-wikipedia_covariance"/>
+    <w:bookmarkEnd w:id="126"/>
+    <w:bookmarkStart w:id="128" w:name="ref-wikipedia_covariance"/>
     <w:p>
       <w:pPr>
         <w:pStyle w:val="Bibliography"/>
@@ -47402,7 +48390,7 @@
       <w:r>
         <w:t xml:space="preserve"> </w:t>
       </w:r>
-      <w:hyperlink r:id="rId125">
+      <w:hyperlink r:id="rId127">
         <w:r>
           <w:rPr>
             <w:rStyle w:val="Hyperlink"/>
@@ -47411,8 +48399,8 @@
         </w:r>
       </w:hyperlink>
     </w:p>
-    <w:bookmarkEnd w:id="126"/>
-    <w:bookmarkStart w:id="127" w:name="ref-billingsley1995probability"/>
+    <w:bookmarkEnd w:id="128"/>
+    <w:bookmarkStart w:id="129" w:name="ref-billingsley1995probability"/>
     <w:p>
       <w:pPr>
         <w:pStyle w:val="Bibliography"/>
@@ -47443,8 +48431,8 @@
         <w:t xml:space="preserve">, 3rd ed. in Wiley series in probability and mathematical statistics. New York: Wiley, 1995.</w:t>
       </w:r>
     </w:p>
-    <w:bookmarkEnd w:id="127"/>
-    <w:bookmarkStart w:id="129" w:name="ref-CaseBerg01"/>
+    <w:bookmarkEnd w:id="129"/>
+    <w:bookmarkStart w:id="131" w:name="ref-CaseBerg01"/>
     <w:p>
       <w:pPr>
         <w:pStyle w:val="Bibliography"/>
@@ -47477,7 +48465,7 @@
       <w:r>
         <w:t xml:space="preserve"> </w:t>
       </w:r>
-      <w:hyperlink r:id="rId128">
+      <w:hyperlink r:id="rId130">
         <w:r>
           <w:rPr>
             <w:rStyle w:val="Hyperlink"/>
@@ -47486,8 +48474,8 @@
         </w:r>
       </w:hyperlink>
     </w:p>
-    <w:bookmarkEnd w:id="129"/>
-    <w:bookmarkStart w:id="131" w:name="ref-fiveminuteai_probstat"/>
+    <w:bookmarkEnd w:id="131"/>
+    <w:bookmarkStart w:id="133" w:name="ref-fiveminuteai_probstat"/>
     <w:p>
       <w:pPr>
         <w:pStyle w:val="Bibliography"/>
@@ -47519,7 +48507,7 @@
       <w:r>
         <w:t xml:space="preserve"> </w:t>
       </w:r>
-      <w:hyperlink r:id="rId130">
+      <w:hyperlink r:id="rId132">
         <w:r>
           <w:rPr>
             <w:rStyle w:val="Hyperlink"/>
@@ -47528,9 +48516,9 @@
         </w:r>
       </w:hyperlink>
     </w:p>
-    <w:bookmarkEnd w:id="131"/>
-    <w:bookmarkEnd w:id="132"/>
     <w:bookmarkEnd w:id="133"/>
+    <w:bookmarkEnd w:id="134"/>
+    <w:bookmarkEnd w:id="135"/>
     <w:sectPr>
       <w:footnotePr>
         <w:numRestart w:val="eachSect"/>
